--- a/public/assets/files/niestacjonarne/MAD.docx
+++ b/public/assets/files/niestacjonarne/MAD.docx
@@ -841,7 +841,7 @@
                 <w:i w:val="0"/>
                 <w:sz w:val="22"/>
               </w:rPr>
-              <w:t>16</w:t>
+              <w:t>8</w:t>
             </w:r>
           </w:p>
         </w:tc>
@@ -1031,7 +1031,7 @@
                 <w:i w:val="0"/>
                 <w:sz w:val="22"/>
               </w:rPr>
-              <w:t>32</w:t>
+              <w:t>24</w:t>
             </w:r>
           </w:p>
         </w:tc>
@@ -1051,7 +1051,7 @@
                 <w:i w:val="0"/>
                 <w:sz w:val="22"/>
               </w:rPr>
-              <w:t>1.3</w:t>
+              <w:t>1.0</w:t>
             </w:r>
           </w:p>
         </w:tc>
@@ -1093,7 +1093,7 @@
                 <w:i w:val="0"/>
                 <w:sz w:val="22"/>
               </w:rPr>
-              <w:t>68</w:t>
+              <w:t>76</w:t>
             </w:r>
           </w:p>
         </w:tc>
@@ -1113,7 +1113,7 @@
                 <w:i w:val="0"/>
                 <w:sz w:val="22"/>
               </w:rPr>
-              <w:t>2.7</w:t>
+              <w:t>3.0</w:t>
             </w:r>
           </w:p>
         </w:tc>

--- a/public/assets/files/niestacjonarne/MAD.docx
+++ b/public/assets/files/niestacjonarne/MAD.docx
@@ -1842,14 +1842,13 @@
       </w:tblPr>
       <w:tblGrid>
         <w:gridCol w:w="680"/>
-        <w:gridCol w:w="4536"/>
-        <w:gridCol w:w="4252"/>
+        <w:gridCol w:w="8788"/>
       </w:tblGrid>
       <w:tr>
         <w:tc>
           <w:tcPr>
             <w:tcW w:type="dxa" w:w="9468"/>
-            <w:gridSpan w:val="3"/>
+            <w:gridSpan w:val="2"/>
             <w:shd w:val="clear" w:color="auto" w:fill="D9D9D9"/>
           </w:tcPr>
           <w:p>
@@ -1891,7 +1890,7 @@
         </w:tc>
         <w:tc>
           <w:tcPr>
-            <w:tcW w:type="dxa" w:w="4536"/>
+            <w:tcW w:type="dxa" w:w="8788"/>
             <w:shd w:val="clear" w:color="auto" w:fill="D9D9D9"/>
           </w:tcPr>
           <w:p>
@@ -1905,27 +1904,7 @@
                 <w:i w:val="0"/>
                 <w:sz w:val="16"/>
               </w:rPr>
-              <w:t>Wykład</w:t>
-            </w:r>
-          </w:p>
-        </w:tc>
-        <w:tc>
-          <w:tcPr>
-            <w:tcW w:type="dxa" w:w="4252"/>
-            <w:shd w:val="clear" w:color="auto" w:fill="D9D9D9"/>
-          </w:tcPr>
-          <w:p>
-            <w:pPr>
-              <w:spacing w:before="20" w:after="20"/>
-            </w:pPr>
-            <w:r>
-              <w:rPr>
-                <w:rFonts w:ascii="Aptos" w:hAnsi="Aptos"/>
-                <w:b/>
-                <w:i w:val="0"/>
-                <w:sz w:val="16"/>
-              </w:rPr>
-              <w:t>Ćwiczenia / Laboratorium / Pracownia</w:t>
+              <w:t>Treści programowe</w:t>
             </w:r>
           </w:p>
         </w:tc>
@@ -1952,7 +1931,7 @@
         </w:tc>
         <w:tc>
           <w:tcPr>
-            <w:tcW w:type="dxa" w:w="4536"/>
+            <w:tcW w:type="dxa" w:w="8788"/>
           </w:tcPr>
           <w:p>
             <w:pPr>
@@ -1966,24 +1945,6 @@
                 <w:sz w:val="22"/>
               </w:rPr>
               <w:t>Podstawy logiki.</w:t>
-            </w:r>
-          </w:p>
-        </w:tc>
-        <w:tc>
-          <w:tcPr>
-            <w:tcW w:type="dxa" w:w="4252"/>
-          </w:tcPr>
-          <w:p>
-            <w:pPr>
-              <w:spacing w:before="20" w:after="20"/>
-            </w:pPr>
-            <w:r>
-              <w:rPr>
-                <w:rFonts w:ascii="Aptos" w:hAnsi="Aptos"/>
-                <w:b w:val="0"/>
-                <w:i w:val="0"/>
-                <w:sz w:val="22"/>
-              </w:rPr>
             </w:r>
           </w:p>
         </w:tc>
@@ -2010,7 +1971,7 @@
         </w:tc>
         <w:tc>
           <w:tcPr>
-            <w:tcW w:type="dxa" w:w="4536"/>
+            <w:tcW w:type="dxa" w:w="8788"/>
           </w:tcPr>
           <w:p>
             <w:pPr>
@@ -2024,24 +1985,6 @@
                 <w:sz w:val="22"/>
               </w:rPr>
               <w:t>Podstawy teorii mnogości.</w:t>
-            </w:r>
-          </w:p>
-        </w:tc>
-        <w:tc>
-          <w:tcPr>
-            <w:tcW w:type="dxa" w:w="4252"/>
-          </w:tcPr>
-          <w:p>
-            <w:pPr>
-              <w:spacing w:before="20" w:after="20"/>
-            </w:pPr>
-            <w:r>
-              <w:rPr>
-                <w:rFonts w:ascii="Aptos" w:hAnsi="Aptos"/>
-                <w:b w:val="0"/>
-                <w:i w:val="0"/>
-                <w:sz w:val="22"/>
-              </w:rPr>
             </w:r>
           </w:p>
         </w:tc>
@@ -2068,7 +2011,7 @@
         </w:tc>
         <w:tc>
           <w:tcPr>
-            <w:tcW w:type="dxa" w:w="4536"/>
+            <w:tcW w:type="dxa" w:w="8788"/>
           </w:tcPr>
           <w:p>
             <w:pPr>
@@ -2082,24 +2025,6 @@
                 <w:sz w:val="22"/>
               </w:rPr>
               <w:t>Arytmetyka komputerowa.</w:t>
-            </w:r>
-          </w:p>
-        </w:tc>
-        <w:tc>
-          <w:tcPr>
-            <w:tcW w:type="dxa" w:w="4252"/>
-          </w:tcPr>
-          <w:p>
-            <w:pPr>
-              <w:spacing w:before="20" w:after="20"/>
-            </w:pPr>
-            <w:r>
-              <w:rPr>
-                <w:rFonts w:ascii="Aptos" w:hAnsi="Aptos"/>
-                <w:b w:val="0"/>
-                <w:i w:val="0"/>
-                <w:sz w:val="22"/>
-              </w:rPr>
             </w:r>
           </w:p>
         </w:tc>
@@ -2126,7 +2051,7 @@
         </w:tc>
         <w:tc>
           <w:tcPr>
-            <w:tcW w:type="dxa" w:w="4536"/>
+            <w:tcW w:type="dxa" w:w="8788"/>
           </w:tcPr>
           <w:p>
             <w:pPr>
@@ -2140,24 +2065,6 @@
                 <w:sz w:val="22"/>
               </w:rPr>
               <w:t>Kombinatoryka.</w:t>
-            </w:r>
-          </w:p>
-        </w:tc>
-        <w:tc>
-          <w:tcPr>
-            <w:tcW w:type="dxa" w:w="4252"/>
-          </w:tcPr>
-          <w:p>
-            <w:pPr>
-              <w:spacing w:before="20" w:after="20"/>
-            </w:pPr>
-            <w:r>
-              <w:rPr>
-                <w:rFonts w:ascii="Aptos" w:hAnsi="Aptos"/>
-                <w:b w:val="0"/>
-                <w:i w:val="0"/>
-                <w:sz w:val="22"/>
-              </w:rPr>
             </w:r>
           </w:p>
         </w:tc>
@@ -2184,7 +2091,7 @@
         </w:tc>
         <w:tc>
           <w:tcPr>
-            <w:tcW w:type="dxa" w:w="4536"/>
+            <w:tcW w:type="dxa" w:w="8788"/>
           </w:tcPr>
           <w:p>
             <w:pPr>
@@ -2198,24 +2105,6 @@
                 <w:sz w:val="22"/>
               </w:rPr>
               <w:t>Rachunek prawdopodobieństwa wraz ze zmiennymi losowymi.</w:t>
-            </w:r>
-          </w:p>
-        </w:tc>
-        <w:tc>
-          <w:tcPr>
-            <w:tcW w:type="dxa" w:w="4252"/>
-          </w:tcPr>
-          <w:p>
-            <w:pPr>
-              <w:spacing w:before="20" w:after="20"/>
-            </w:pPr>
-            <w:r>
-              <w:rPr>
-                <w:rFonts w:ascii="Aptos" w:hAnsi="Aptos"/>
-                <w:b w:val="0"/>
-                <w:i w:val="0"/>
-                <w:sz w:val="22"/>
-              </w:rPr>
             </w:r>
           </w:p>
         </w:tc>
@@ -2242,7 +2131,7 @@
         </w:tc>
         <w:tc>
           <w:tcPr>
-            <w:tcW w:type="dxa" w:w="4536"/>
+            <w:tcW w:type="dxa" w:w="8788"/>
           </w:tcPr>
           <w:p>
             <w:pPr>
@@ -2256,24 +2145,6 @@
                 <w:sz w:val="22"/>
               </w:rPr>
               <w:t>Algebra Boole’a oraz funkcje i sieci boolowskie.</w:t>
-            </w:r>
-          </w:p>
-        </w:tc>
-        <w:tc>
-          <w:tcPr>
-            <w:tcW w:type="dxa" w:w="4252"/>
-          </w:tcPr>
-          <w:p>
-            <w:pPr>
-              <w:spacing w:before="20" w:after="20"/>
-            </w:pPr>
-            <w:r>
-              <w:rPr>
-                <w:rFonts w:ascii="Aptos" w:hAnsi="Aptos"/>
-                <w:b w:val="0"/>
-                <w:i w:val="0"/>
-                <w:sz w:val="22"/>
-              </w:rPr>
             </w:r>
           </w:p>
         </w:tc>
@@ -2300,7 +2171,7 @@
         </w:tc>
         <w:tc>
           <w:tcPr>
-            <w:tcW w:type="dxa" w:w="4536"/>
+            <w:tcW w:type="dxa" w:w="8788"/>
           </w:tcPr>
           <w:p>
             <w:pPr>
@@ -2314,24 +2185,6 @@
                 <w:sz w:val="22"/>
               </w:rPr>
               <w:t>Arytmetyka modulo.</w:t>
-            </w:r>
-          </w:p>
-        </w:tc>
-        <w:tc>
-          <w:tcPr>
-            <w:tcW w:type="dxa" w:w="4252"/>
-          </w:tcPr>
-          <w:p>
-            <w:pPr>
-              <w:spacing w:before="20" w:after="20"/>
-            </w:pPr>
-            <w:r>
-              <w:rPr>
-                <w:rFonts w:ascii="Aptos" w:hAnsi="Aptos"/>
-                <w:b w:val="0"/>
-                <w:i w:val="0"/>
-                <w:sz w:val="22"/>
-              </w:rPr>
             </w:r>
           </w:p>
         </w:tc>
@@ -2358,7 +2211,7 @@
         </w:tc>
         <w:tc>
           <w:tcPr>
-            <w:tcW w:type="dxa" w:w="4536"/>
+            <w:tcW w:type="dxa" w:w="8788"/>
           </w:tcPr>
           <w:p>
             <w:pPr>
@@ -2372,24 +2225,6 @@
                 <w:sz w:val="22"/>
               </w:rPr>
               <w:t>Teoria liczb.</w:t>
-            </w:r>
-          </w:p>
-        </w:tc>
-        <w:tc>
-          <w:tcPr>
-            <w:tcW w:type="dxa" w:w="4252"/>
-          </w:tcPr>
-          <w:p>
-            <w:pPr>
-              <w:spacing w:before="20" w:after="20"/>
-            </w:pPr>
-            <w:r>
-              <w:rPr>
-                <w:rFonts w:ascii="Aptos" w:hAnsi="Aptos"/>
-                <w:b w:val="0"/>
-                <w:i w:val="0"/>
-                <w:sz w:val="22"/>
-              </w:rPr>
             </w:r>
           </w:p>
         </w:tc>
@@ -2416,7 +2251,7 @@
         </w:tc>
         <w:tc>
           <w:tcPr>
-            <w:tcW w:type="dxa" w:w="4536"/>
+            <w:tcW w:type="dxa" w:w="8788"/>
           </w:tcPr>
           <w:p>
             <w:pPr>
@@ -2430,24 +2265,6 @@
                 <w:sz w:val="22"/>
               </w:rPr>
               <w:t>Stosy, kolejki, drzewa.</w:t>
-            </w:r>
-          </w:p>
-        </w:tc>
-        <w:tc>
-          <w:tcPr>
-            <w:tcW w:type="dxa" w:w="4252"/>
-          </w:tcPr>
-          <w:p>
-            <w:pPr>
-              <w:spacing w:before="20" w:after="20"/>
-            </w:pPr>
-            <w:r>
-              <w:rPr>
-                <w:rFonts w:ascii="Aptos" w:hAnsi="Aptos"/>
-                <w:b w:val="0"/>
-                <w:i w:val="0"/>
-                <w:sz w:val="22"/>
-              </w:rPr>
             </w:r>
           </w:p>
         </w:tc>
@@ -2474,7 +2291,7 @@
         </w:tc>
         <w:tc>
           <w:tcPr>
-            <w:tcW w:type="dxa" w:w="4536"/>
+            <w:tcW w:type="dxa" w:w="8788"/>
           </w:tcPr>
           <w:p>
             <w:pPr>
@@ -2488,24 +2305,6 @@
                 <w:sz w:val="22"/>
               </w:rPr>
               <w:t>Rekurencja.</w:t>
-            </w:r>
-          </w:p>
-        </w:tc>
-        <w:tc>
-          <w:tcPr>
-            <w:tcW w:type="dxa" w:w="4252"/>
-          </w:tcPr>
-          <w:p>
-            <w:pPr>
-              <w:spacing w:before="20" w:after="20"/>
-            </w:pPr>
-            <w:r>
-              <w:rPr>
-                <w:rFonts w:ascii="Aptos" w:hAnsi="Aptos"/>
-                <w:b w:val="0"/>
-                <w:i w:val="0"/>
-                <w:sz w:val="22"/>
-              </w:rPr>
             </w:r>
           </w:p>
         </w:tc>
